--- a/zht/docx/02.16.content.docx
+++ b/zht/docx/02.16.content.docx
@@ -3503,7 +3503,7 @@
       <w:r>
         <w:drawing>
           <wp:inline xmlns:a="http://schemas.openxmlformats.org/drawingml/2006/main" xmlns:pic="http://schemas.openxmlformats.org/drawingml/2006/picture">
-            <wp:extent cx="1463040" cy="807282"/>
+            <wp:extent cx="6096000" cy="3363673"/>
             <wp:docPr id="1" name="Picture 1"/>
             <wp:cNvGraphicFramePr>
               <a:graphicFrameLocks noChangeAspect="1"/>
@@ -3524,7 +3524,7 @@
                   <pic:spPr>
                     <a:xfrm>
                       <a:off x="0" y="0"/>
-                      <a:ext cx="1463040" cy="807282"/>
+                      <a:ext cx="6096000" cy="3363673"/>
                     </a:xfrm>
                     <a:prstGeom prst="rect"/>
                   </pic:spPr>
@@ -4911,7 +4911,7 @@
       <w:r>
         <w:drawing>
           <wp:inline xmlns:a="http://schemas.openxmlformats.org/drawingml/2006/main" xmlns:pic="http://schemas.openxmlformats.org/drawingml/2006/picture">
-            <wp:extent cx="1397808" cy="1048356"/>
+            <wp:extent cx="6096000" cy="4572000"/>
             <wp:docPr id="3" name="Picture 3"/>
             <wp:cNvGraphicFramePr>
               <a:graphicFrameLocks noChangeAspect="1"/>
@@ -4932,7 +4932,7 @@
                   <pic:spPr>
                     <a:xfrm>
                       <a:off x="0" y="0"/>
-                      <a:ext cx="1397808" cy="1048356"/>
+                      <a:ext cx="6096000" cy="4572000"/>
                     </a:xfrm>
                     <a:prstGeom prst="rect"/>
                   </pic:spPr>
